--- a/比赛报告_填空版_20261019.docx
+++ b/比赛报告_填空版_20261019.docx
@@ -1419,9 +1419,64 @@
       <w:r>
         <w:rPr>
           <w:rFonts w:hint="eastAsia" w:ascii="Times New Roman" w:hAnsi="Times New Roman" w:eastAsia="宋体" w:cs="Times New Roman"/>
-          <w:sz w:val="24"/>
-        </w:rPr>
-        <w:t>本部分按「整体 → 硬件 → 软件」逐级展开。系统整体框图见图 1（待补充：需要一张系统框图）；模块级的文件位置、资源占用与维护归属见仓库根目录的 `WORKSPACE_MAP.md`，各子模块的端口、时钟域与相互衔接关系在下文逐一说明。</w:t>
+          <w:b w:val="0"/>
+          <w:sz w:val="24"/>
+        </w:rPr>
+        <w:t>本部分按「整体 → 硬件 → 软件」逐级展开。系统整体框图见图 1；模块级的文件位置、资源占用与维护归属见仓库根目录的 `WORKSPACE_MAP.md`。</w:t>
+      </w:r>
+    </w:p>
+    <w:p>
+      <w:pPr>
+        <w:spacing w:before="120" w:after="60"/>
+        <w:jc w:val="center"/>
+      </w:pPr>
+      <w:r>
+        <w:drawing>
+          <wp:inline xmlns:a="http://schemas.openxmlformats.org/drawingml/2006/main" xmlns:pic="http://schemas.openxmlformats.org/drawingml/2006/picture">
+            <wp:extent cx="5202310" cy="3485486"/>
+            <wp:docPr id="1" name="Picture 1"/>
+            <wp:cNvGraphicFramePr>
+              <a:graphicFrameLocks noChangeAspect="1"/>
+            </wp:cNvGraphicFramePr>
+            <a:graphic>
+              <a:graphicData uri="http://schemas.openxmlformats.org/drawingml/2006/picture">
+                <pic:pic>
+                  <pic:nvPicPr>
+                    <pic:cNvPr id="0" name="系统框图_FPGA数据通路.png"/>
+                    <pic:cNvPicPr/>
+                  </pic:nvPicPr>
+                  <pic:blipFill>
+                    <a:blip r:embed="rId12"/>
+                    <a:stretch>
+                      <a:fillRect/>
+                    </a:stretch>
+                  </pic:blipFill>
+                  <pic:spPr>
+                    <a:xfrm>
+                      <a:off x="0" y="0"/>
+                      <a:ext cx="5202310" cy="3485486"/>
+                    </a:xfrm>
+                    <a:prstGeom prst="rect"/>
+                  </pic:spPr>
+                </pic:pic>
+              </a:graphicData>
+            </a:graphic>
+          </wp:inline>
+        </w:drawing>
+      </w:r>
+    </w:p>
+    <w:p>
+      <w:pPr>
+        <w:spacing w:after="160"/>
+        <w:jc w:val="center"/>
+      </w:pPr>
+      <w:r>
+        <w:rPr>
+          <w:rFonts w:ascii="Times New Roman" w:hAnsi="Times New Roman" w:eastAsia="宋体"/>
+          <w:b w:val="0"/>
+          <w:sz w:val="21"/>
+        </w:rPr>
+        <w:t>图 1  系统整体框图（四条通路：输入 / 图像处理 / 显示 / 控制）</w:t>
       </w:r>
     </w:p>
     <w:p>

--- a/比赛报告_填空版_20261019.docx
+++ b/比赛报告_填空版_20261019.docx
@@ -191,7 +191,7 @@
           <w:rFonts w:hint="eastAsia" w:ascii="Times New Roman" w:hAnsi="Times New Roman" w:eastAsia="宋体" w:cs="Times New Roman"/>
           <w:sz w:val="24"/>
         </w:rPr>
-        <w:t>系统在 60fps 下零掉帧运行（帧计数与墙钟误差 &lt;0.3%）；15 分钟连续挂机实测画面亮度漂移 &lt;1%，白平衡 R/G、B/G 稳定在 0.980±0.001；白纸靶面 A/B 对照显示 LSC 使逐列 R/G 极差下降 43%~45.5% 并两批独立复现；采用倒数查表后整机 slice 占用由 83.78% 降至 66.10%，为后续功能留出充足余量。设计流程上建立了「ModelSim Testbench → 全工程编译检查 → TangDynasty 命令行综合布线 → 比特流归档与 md5 台账」的可复现迭代闭环，全部源码、约束、脚本与 27 个版本的比特流均在 Git 仓库中可追溯。</w:t>
+        <w:t>系统在 60fps 下零掉帧运行（帧计数与墙钟误差 &lt;0.3%）；15 分钟连续挂机实测画面亮度漂移 &lt;1%，白平衡 R/G、B/G 稳定在 0.980±0.001；白纸靶面 A/B 对照显示 LSC 使逐列 R/G 极差下降 43%~45.5% 并两批独立复现；采用倒数查表后整机 slice 占用由 83.78% 降至 66.10%，为后续功能留出充足余量。设计流程上建立了「ModelSim Testbench → 全工程编译检查 → TangDynasty 命令行综合布线 → 比特流归档与 md5 台账」的可复现迭代闭环，全部源码、约束、脚本与 34 个版本的比特流均在 Git 仓库中可追溯。</w:t>
       </w:r>
     </w:p>
     <w:p>
@@ -2556,7 +2556,7 @@
           <w:rFonts w:hint="eastAsia" w:ascii="Times New Roman" w:hAnsi="Times New Roman" w:eastAsia="宋体" w:cs="Times New Roman"/>
           <w:sz w:val="24"/>
         </w:rPr>
-        <w:t>（6）比特流版本台账：`proj/releases/` 下 27 个版本目录，每版含 `.bit`、压缩版、`route.qor`、`phy.area` 与 `readMe.txt`（记录 md5、时序、资源）。</w:t>
+        <w:t>（6）比特流版本台账：`proj/releases/` 下 34 个版本目录，每版含 `.bit`、压缩版、`route.qor`、`phy.area` 与 `readMe.txt`（记录 md5、时序、资源）。</w:t>
       </w:r>
     </w:p>
     <w:p>

--- a/比赛报告_填空版_20261019.docx
+++ b/比赛报告_填空版_20261019.docx
@@ -1709,7 +1709,7 @@
           <w:rFonts w:hint="eastAsia" w:ascii="Times New Roman" w:hAnsi="Times New Roman" w:eastAsia="宋体" w:cs="Times New Roman"/>
           <w:sz w:val="24"/>
         </w:rPr>
-        <w:t>待补充——本作品为纯电子系统，不含机械结构设计。若最终演示需要摄像头支架、亚克力底座或线缆固定件，需要补拍实物照片与尺寸图。请确认是否可以标注「不适用」，或提供该部分的素材。</w:t>
+        <w:t>本作品为纯电子系统，不含机械结构设计。经与团队确认，演示不需要摄像头支架、亚克力底座或线缆固定件，本节不适用。</w:t>
       </w:r>
     </w:p>
     <w:p>

--- a/比赛报告_填空版_20261019.docx
+++ b/比赛报告_填空版_20261019.docx
@@ -2405,7 +2405,7 @@
           <w:rFonts w:hint="eastAsia" w:ascii="Times New Roman" w:hAnsi="Times New Roman" w:eastAsia="宋体" w:cs="Times New Roman"/>
           <w:sz w:val="24"/>
         </w:rPr>
-        <w:t>3.2.1 机械成果：不适用——本作品为纯电子系统，无机械结构。若最终增加了摄像头支架等辅助结构，请补充实物照片与尺寸图。</w:t>
+        <w:t>3.2.1 机械成果：不适用——本作品为纯电子系统，不含机械结构设计，演示时不使用摄像头支架、底座或线缆固定件。</w:t>
       </w:r>
     </w:p>
     <w:p>

--- a/比赛报告_填空版_20261019.docx
+++ b/比赛报告_填空版_20261019.docx
@@ -119,79 +119,93 @@
           <w:rFonts w:hint="eastAsia" w:ascii="Times New Roman" w:hAnsi="Times New Roman" w:eastAsia="宋体" w:cs="Times New Roman"/>
           <w:sz w:val="24"/>
         </w:rPr>
-        <w:t>本作品基于安路科技 PH1P35MDG324 FPGA（38184 等效 LUT / 42432 DFF / 40 DSP / 108 ERAM），构建了一条从 MIPI 摄像头到 HDMI 显示的完整实时视频处理链路，全部图像处理算法与控制逻辑均在 FPGA 内以流水线方式自主实现，不含任何额外处理器。</w:t>
-      </w:r>
-    </w:p>
-    <w:p>
-      <w:pPr>
-        <w:pStyle w:val="12"/>
-        <w:spacing w:line="360" w:lineRule="auto"/>
-        <w:ind w:left="420" w:firstLine="0" w:firstLineChars="0"/>
-        <w:rPr>
-          <w:rFonts w:ascii="Times New Roman" w:hAnsi="Times New Roman" w:eastAsia="宋体" w:cs="Times New Roman"/>
-          <w:sz w:val="24"/>
-        </w:rPr>
-      </w:pPr>
-      <w:r>
-        <w:rPr>
-          <w:rFonts w:hint="eastAsia" w:ascii="Times New Roman" w:hAnsi="Times New Roman" w:eastAsia="宋体" w:cs="Times New Roman"/>
-          <w:sz w:val="24"/>
-        </w:rPr>
-        <w:t>输入侧使用 SC500CS 摄像头（RAW10、2-lane MIPI，最大 2592×1944@30fps），经 MIPI D-PHY RX、CSI 解包与 RAW10 解包恢复为 40bit/4 像素的 RAW 数据流；图像处理链依次完成黑电平扣除（由盖严镜头实测标定为 56）、BGGR 去马赛克、自动白平衡、镜头色彩暗角校正（LSC）、自动曝光（AE）与 S 曲线色调映射；随后由算法层完成灰度、伪彩、彩条、卡通化等风格化处理，经 6 层 OSD 叠加后写入 DDR2 帧缓存，由 HDMI 1.4b 以 1280×720@60Hz 输出。</w:t>
-      </w:r>
-    </w:p>
-    <w:p>
-      <w:pPr>
-        <w:pStyle w:val="12"/>
-        <w:spacing w:line="360" w:lineRule="auto"/>
-        <w:ind w:left="420" w:firstLine="0" w:firstLineChars="0"/>
-        <w:rPr>
-          <w:rFonts w:ascii="Times New Roman" w:hAnsi="Times New Roman" w:eastAsia="宋体" w:cs="Times New Roman"/>
-          <w:sz w:val="24"/>
-        </w:rPr>
-      </w:pPr>
-      <w:r>
-        <w:rPr>
-          <w:rFonts w:hint="eastAsia" w:ascii="Times New Roman" w:hAnsi="Times New Roman" w:eastAsia="宋体" w:cs="Times New Roman"/>
-          <w:sz w:val="24"/>
-        </w:rPr>
-        <w:t>围绕 ISP 画质，我们完成了四项自研工作：① 灰世界自动白平衡的帧锁存与 Q16 四舍五入——经门级仿真定位到「增益随运行中的部分和逐拍变化」这一根因，在帧起始拍把增益锁存为常量，使整帧施加同一增益；② 用「归一化 + 256 项倒数 ROM + 一次乘法」替换 IP 生成的流水除法器，逻辑资源下降 14.4 个百分点，代价仅 2 个 DSP，精度实测最差 0.39%（验收带 ±2%）；③ 20×12 节点、带双线性插值的镜头色彩暗角校正，只校 R/B 不动 G，全移位加法实现，实测使逐列 R/G 极差下降 43%~45.5%；④ 闭环自动曝光，以帧亮度统计驱动传感器模拟增益，7bit 单调增益索引闭环收敛。</w:t>
-      </w:r>
-    </w:p>
-    <w:p>
-      <w:pPr>
-        <w:pStyle w:val="12"/>
-        <w:spacing w:line="360" w:lineRule="auto"/>
-        <w:ind w:left="420" w:firstLine="0" w:firstLineChars="0"/>
-        <w:rPr>
-          <w:rFonts w:ascii="Times New Roman" w:hAnsi="Times New Roman" w:eastAsia="宋体" w:cs="Times New Roman"/>
-          <w:sz w:val="24"/>
-        </w:rPr>
-      </w:pPr>
-      <w:r>
-        <w:rPr>
-          <w:rFonts w:hint="eastAsia" w:ascii="Times New Roman" w:hAnsi="Times New Roman" w:eastAsia="宋体" w:cs="Times New Roman"/>
-          <w:sz w:val="24"/>
-        </w:rPr>
-        <w:t>在扩展与进阶功能方面，系统实现了块级帧差法硬件运动目标检测：把画面划分为 16×9 共 144 个 80×80 块，只跨帧缓存块亮度均值（144 字节），无需整帧存储即可完成比对，运动中块以红色描边在 OSD 上实时标注；判据采用「绝对阈值 + 相对阈值 + 亮度地板 + 连续两帧确认」四重条件抑制噪声。同时提供两行橙色实时遥测（AE 状态、增益索引、实测亮度、AWB 双通道增益与各决策标志）与一行亮青色参数行（S 曲线 / LSC / 数字增益 / AE 的开关状态），使一块板子即可完成全部调试与验收，不依赖在线调试器。此外还实现了按颜色特征识别的硬件目标检测：块级判决 + 两帧确认去抖 + 孤立块滤除 + 1 秒跟踪保持，命中的目标以绿色框叠加，空场景零误检。</w:t>
-      </w:r>
-    </w:p>
-    <w:p>
-      <w:pPr>
-        <w:pStyle w:val="12"/>
-        <w:spacing w:line="360" w:lineRule="auto"/>
-        <w:ind w:left="420" w:firstLine="0" w:firstLineChars="0"/>
-        <w:rPr>
-          <w:rFonts w:ascii="Times New Roman" w:hAnsi="Times New Roman" w:eastAsia="宋体" w:cs="Times New Roman"/>
-          <w:sz w:val="24"/>
-        </w:rPr>
-      </w:pPr>
-      <w:r>
-        <w:rPr>
-          <w:rFonts w:hint="eastAsia" w:ascii="Times New Roman" w:hAnsi="Times New Roman" w:eastAsia="宋体" w:cs="Times New Roman"/>
-          <w:sz w:val="24"/>
-        </w:rPr>
-        <w:t>系统在 60fps 下零掉帧运行（帧计数与墙钟误差 &lt;0.3%）；15 分钟连续挂机实测画面亮度漂移 &lt;1%，白平衡 R/G、B/G 稳定在 0.980±0.001；白纸靶面 A/B 对照显示 LSC 使逐列 R/G 极差下降 43%~45.5% 并两批独立复现；采用倒数查表后整机 slice 占用由 83.78% 降至 66.10%，为后续功能留出充足余量。设计流程上建立了「ModelSim Testbench → 全工程编译检查 → TangDynasty 命令行综合布线 → 比特流归档与 md5 台账」的可复现迭代闭环，全部源码、约束、脚本与 34 个版本的比特流均在 Git 仓库中可追溯。</w:t>
+        <w:t>我们用的板子是安路 HX1P35A，主芯片 PH1P35MDG324，38184 个等效 LUT、42432 个 DFF、40 个 DSP、108 块 ERAM。从 MIPI 摄像头进来的数据一路走到 HDMI 显示器，中间的图像处理和全部时序控制都写在 FPGA 里，没有挂任何处理器。</w:t>
+      </w:r>
+    </w:p>
+    <w:p>
+      <w:pPr>
+        <w:pStyle w:val="12"/>
+        <w:spacing w:line="360" w:lineRule="auto"/>
+        <w:ind w:left="420" w:firstLine="0" w:firstLineChars="0"/>
+        <w:rPr>
+          <w:rFonts w:ascii="Times New Roman" w:hAnsi="Times New Roman" w:eastAsia="宋体" w:cs="Times New Roman"/>
+          <w:sz w:val="24"/>
+        </w:rPr>
+      </w:pPr>
+      <w:r>
+        <w:rPr>
+          <w:rFonts w:hint="eastAsia" w:ascii="Times New Roman" w:hAnsi="Times New Roman" w:eastAsia="宋体" w:cs="Times New Roman"/>
+          <w:sz w:val="24"/>
+        </w:rPr>
+        <w:t>摄像头是 SC500CS，RAW10、两对 MIPI 差分线，最大 2592×1944@30fps。数据经 D-PHY、CSI 解包、RAW10 解包后被还原成每拍 4 个像素、共 40 位的 RAW 流。之后依次过黑电平扣除、BGGR 去马赛克、自动白平衡、镜头暗角校正、自动曝光和 S 曲线。黑电平这个值是拿镜头盖死之后实测出来的，取 56。再往后的算法层做灰度、伪彩、彩条、卡通化，叠完 6 层 OSD 写进 DDR2，最后以 1280×720@60Hz 从 HDMI 1.4b 送出去。</w:t>
+      </w:r>
+    </w:p>
+    <w:p>
+      <w:pPr>
+        <w:pStyle w:val="12"/>
+        <w:spacing w:line="360" w:lineRule="auto"/>
+        <w:ind w:left="420" w:firstLine="0" w:firstLineChars="0"/>
+        <w:rPr>
+          <w:rFonts w:ascii="Times New Roman" w:hAnsi="Times New Roman" w:eastAsia="宋体" w:cs="Times New Roman"/>
+          <w:sz w:val="24"/>
+        </w:rPr>
+      </w:pPr>
+      <w:r>
+        <w:rPr>
+          <w:rFonts w:hint="eastAsia" w:ascii="Times New Roman" w:hAnsi="Times New Roman" w:eastAsia="宋体" w:cs="Times New Roman"/>
+          <w:sz w:val="24"/>
+        </w:rPr>
+        <w:t>画质这一块我们做了四件事。</w:t>
+        <w:br/>
+        <w:t xml:space="preserve">第一件是白平衡。用门级仿真一路查下来才发现，真正的问题出在增益上——累加器每拍都在变，除法器又每拍跟着出商，所以增益在整个帧里是爬坡的，每个像素乘到的数都不一样。改成在帧起始那一拍把增益锁死，整帧用同一个常量相乘，问题就没了，顺带把 Q16 截断改成四舍五入。</w:t>
+        <w:br/>
+        <w:t xml:space="preserve">第二件是把白平衡里那两路 IP 生成的流水除法器换掉。原来的做法占了整机 14.4 个百分点的 LUT，我们改成归一化之后查 256 项倒数表、再做一次乘法，精度摸下来最差 0.39%，验收带是 ±2%，够用。代价是多用 2 个 DSP。</w:t>
+        <w:br/>
+        <w:t xml:space="preserve">第三件是镜头色彩暗角。我们最早以为是白平衡没调好，后来拿一张白纸铺满画面、在纸上放个标记物、把相机原地转 180 度再拍一张，发现暗角跟着画面坐标走而不跟着场景走，才确认是镜头本身。之后自己拟合了 20×12 的二维增益表，加双线性插值，只用移位加法实现。实测逐列 R/G 极差降了 43% 到 45.5%。</w:t>
+        <w:br/>
+        <w:t xml:space="preserve">第四件是自动曝光，用帧亮度统计去驱动传感器的模拟增益，7 位的单调索引闭环收敛。</w:t>
+      </w:r>
+    </w:p>
+    <w:p>
+      <w:pPr>
+        <w:pStyle w:val="12"/>
+        <w:spacing w:line="360" w:lineRule="auto"/>
+        <w:ind w:left="420" w:firstLine="0" w:firstLineChars="0"/>
+        <w:rPr>
+          <w:rFonts w:ascii="Times New Roman" w:hAnsi="Times New Roman" w:eastAsia="宋体" w:cs="Times New Roman"/>
+          <w:sz w:val="24"/>
+        </w:rPr>
+      </w:pPr>
+      <w:r>
+        <w:rPr>
+          <w:rFonts w:hint="eastAsia" w:ascii="Times New Roman" w:hAnsi="Times New Roman" w:eastAsia="宋体" w:cs="Times New Roman"/>
+          <w:sz w:val="24"/>
+        </w:rPr>
+        <w:t>扩展功能做了两块硬件检测。运动检测是块级帧差：画面切成 16×9 共 144 个 80×80 的块，跨帧只记每块的平均亮度，一共 144 个字节，所以完全不需要存整帧。帧间差超过阈值就在 OSD 上用红框标出来。为了压住噪声，判决用了四个条件叠加——绝对阈值、相对阈值、亮度地板、连续两帧确认。</w:t>
+        <w:br/>
+        <w:t xml:space="preserve">目标检测按颜色做，同样分块，加了孤立块滤除，所以空场景不会出框；目标离开后框还留 1 秒才消失，避免闪断。命中用绿框标注。</w:t>
+        <w:br/>
+        <w:t xml:space="preserve">另外还做了两行橙色遥测和一行青色参数行：遥测里是 AE 的状态、增益索引、实测亮度和 AWB 的双通道增益，参数行是四个开关的实时状态。有了这两个，一块板子加一根 HDMI 线就能完成全部调试，不用接在线调试器。</w:t>
+      </w:r>
+    </w:p>
+    <w:p>
+      <w:pPr>
+        <w:pStyle w:val="12"/>
+        <w:spacing w:line="360" w:lineRule="auto"/>
+        <w:ind w:left="420" w:firstLine="0" w:firstLineChars="0"/>
+        <w:rPr>
+          <w:rFonts w:ascii="Times New Roman" w:hAnsi="Times New Roman" w:eastAsia="宋体" w:cs="Times New Roman"/>
+          <w:sz w:val="24"/>
+        </w:rPr>
+      </w:pPr>
+      <w:r>
+        <w:rPr>
+          <w:rFonts w:hint="eastAsia" w:ascii="Times New Roman" w:hAnsi="Times New Roman" w:eastAsia="宋体" w:cs="Times New Roman"/>
+          <w:sz w:val="24"/>
+        </w:rPr>
+        <w:t>实测下来，60fps 下没有掉帧，帧计数和墙钟的误差小于 0.3%；连续挂机 15 分钟，画面亮度漂移不到 1%，白平衡 R/G 和 B/G 稳定在 0.980±0.001。白纸靶面的 A/B 对照在两批独立采集里都复现了同一个结果：开暗角校正后逐列 R/G 极差下降 43% 到 45.5%。换掉除法器之后整机 slice 从 83.78% 降到 66.10%，后面加功能才有地方放。</w:t>
+        <w:br/>
+        <w:t xml:space="preserve">迭代流程是这么搭的：先在 ModelSim 里跑 Testbench，再验全工程能不能编译，然后用命令行跑 TangDynasty 综合布线，最后把比特流和 md5 一起归档。现在仓库里躺着 34 个版本的比特流，每一版都能对回去。</w:t>
       </w:r>
     </w:p>
     <w:p>
@@ -452,7 +466,7 @@
           <w:rFonts w:hint="eastAsia" w:ascii="Times New Roman" w:hAnsi="Times New Roman" w:eastAsia="宋体" w:cs="Times New Roman"/>
           <w:sz w:val="24"/>
         </w:rPr>
-        <w:t>本系统面向需要低延迟、高实时性且不便依赖通用处理器的机器视觉场景。</w:t>
+        <w:t>这套东西适合那些对延迟敏感、又不想为了跑个视觉算法专门挂一颗处理器的场合。</w:t>
       </w:r>
     </w:p>
     <w:p>
@@ -593,43 +607,43 @@
           <w:rFonts w:hint="eastAsia" w:ascii="Times New Roman" w:hAnsi="Times New Roman" w:eastAsia="宋体" w:cs="Times New Roman"/>
           <w:sz w:val="24"/>
         </w:rPr>
-        <w:t>（1）零延迟流水线：全链路无帧缓存，数据以 AXI4-Stream 逐拍推进；ISP 域 60MHz、每拍 4 像素，HDMI 像素域 75MHz、串行域 375MHz，跨域转移仅一处单比特翻转同步。</w:t>
-      </w:r>
-    </w:p>
-    <w:p>
-      <w:pPr>
-        <w:pStyle w:val="12"/>
-        <w:spacing w:line="360" w:lineRule="auto"/>
-        <w:ind w:left="420" w:firstLine="0" w:firstLineChars="0"/>
-        <w:rPr>
-          <w:rFonts w:ascii="Times New Roman" w:hAnsi="Times New Roman" w:eastAsia="宋体" w:cs="Times New Roman"/>
-          <w:sz w:val="24"/>
-        </w:rPr>
-      </w:pPr>
-      <w:r>
-        <w:rPr>
-          <w:rFonts w:hint="eastAsia" w:ascii="Times New Roman" w:hAnsi="Times New Roman" w:eastAsia="宋体" w:cs="Times New Roman"/>
-          <w:sz w:val="24"/>
-        </w:rPr>
-        <w:t>（2）模块化、可旁路：ISP 每个功能块均带运行期 bypass 端口，可单点隔离定位问题；插入新模块时严格保持上下游时序等价。</w:t>
-      </w:r>
-    </w:p>
-    <w:p>
-      <w:pPr>
-        <w:pStyle w:val="12"/>
-        <w:spacing w:line="360" w:lineRule="auto"/>
-        <w:ind w:left="420" w:firstLine="0" w:firstLineChars="0"/>
-        <w:rPr>
-          <w:rFonts w:ascii="Times New Roman" w:hAnsi="Times New Roman" w:eastAsia="宋体" w:cs="Times New Roman"/>
-          <w:sz w:val="24"/>
-        </w:rPr>
-      </w:pPr>
-      <w:r>
-        <w:rPr>
-          <w:rFonts w:hint="eastAsia" w:ascii="Times New Roman" w:hAnsi="Times New Roman" w:eastAsia="宋体" w:cs="Times New Roman"/>
-          <w:sz w:val="24"/>
-        </w:rPr>
-        <w:t>（3）用算术换资源：AWB 的两路流水除法器被「归一化 + 256 项倒数 ROM + 一次乘法」取代，精度实测最差 0.39%，整机 slice 从 83.78% 降到 66.10%，代价仅 +2 DSP。</w:t>
+        <w:t>全链路没有帧缓存，数据以 AXI4-Stream 一拍一拍往前推。ISP 域 60MHz、每拍 4 个像素；HDMI 像素域 75MHz、串行域 375MHz。跨时钟域的地方只有一处，用单比特翻转同步。</w:t>
+      </w:r>
+    </w:p>
+    <w:p>
+      <w:pPr>
+        <w:pStyle w:val="12"/>
+        <w:spacing w:line="360" w:lineRule="auto"/>
+        <w:ind w:left="420" w:firstLine="0" w:firstLineChars="0"/>
+        <w:rPr>
+          <w:rFonts w:ascii="Times New Roman" w:hAnsi="Times New Roman" w:eastAsia="宋体" w:cs="Times New Roman"/>
+          <w:sz w:val="24"/>
+        </w:rPr>
+      </w:pPr>
+      <w:r>
+        <w:rPr>
+          <w:rFonts w:hint="eastAsia" w:ascii="Times New Roman" w:hAnsi="Times New Roman" w:eastAsia="宋体" w:cs="Times New Roman"/>
+          <w:sz w:val="24"/>
+        </w:rPr>
+        <w:t>ISP 里每个功能块都带运行期 bypass 端口，出了问题可以一块一块单独隔开查。往链路里插新模块的时候，上下游的时序必须保持等价——这一条吃过亏，端口接错会让整条 ISP 被综合工具当冗余删掉，而报告里所有数字都还正常。</w:t>
+      </w:r>
+    </w:p>
+    <w:p>
+      <w:pPr>
+        <w:pStyle w:val="12"/>
+        <w:spacing w:line="360" w:lineRule="auto"/>
+        <w:ind w:left="420" w:firstLine="0" w:firstLineChars="0"/>
+        <w:rPr>
+          <w:rFonts w:ascii="Times New Roman" w:hAnsi="Times New Roman" w:eastAsia="宋体" w:cs="Times New Roman"/>
+          <w:sz w:val="24"/>
+        </w:rPr>
+      </w:pPr>
+      <w:r>
+        <w:rPr>
+          <w:rFonts w:hint="eastAsia" w:ascii="Times New Roman" w:hAnsi="Times New Roman" w:eastAsia="宋体" w:cs="Times New Roman"/>
+          <w:sz w:val="24"/>
+        </w:rPr>
+        <w:t>白平衡那两路 IP 除法器换成了「归一化 + 256 项倒数 ROM + 一次乘法」：精度最差 0.39%，整机 slice 从 83.78% 掉到 66.10%，只多花 2 个 DSP。</w:t>
       </w:r>
     </w:p>
     <w:p>

--- a/比赛报告_填空版_20261019.docx
+++ b/比赛报告_填空版_20261019.docx
@@ -137,7 +137,7 @@
           <w:rFonts w:hint="eastAsia" w:ascii="Times New Roman" w:hAnsi="Times New Roman" w:eastAsia="宋体" w:cs="Times New Roman"/>
           <w:sz w:val="24"/>
         </w:rPr>
-        <w:t>摄像头是 SC500CS，RAW10、两对 MIPI 差分线，最大 2592×1944@30fps。数据经 D-PHY、CSI 解包、RAW10 解包后被还原成每拍 4 个像素、共 40 位的 RAW 流。之后依次过黑电平扣除、BGGR 去马赛克、自动白平衡、镜头暗角校正、自动曝光和 S 曲线。黑电平这个值是拿镜头盖死之后实测出来的，取 56。再往后的算法层做灰度、伪彩、彩条、卡通化，叠完 6 层 OSD 写进 DDR2，最后以 1280×720@60Hz 从 HDMI 1.4b 送出去。</w:t>
+        <w:t>摄像头是 SC500CS，RAW10、两对 MIPI 差分线，最大 2592×1944@30fps。数据经 D-PHY、CSI 解包、RAW10 解包后被还原成每拍 4 个像素、共 40 位的 RAW 流。之后依次过黑电平扣除、BGGR 去马赛克、自动白平衡、镜头暗角校正、自动曝光和 S 曲线。黑电平这个值是拿镜头盖死之后实测出来的，取 56。再往后的算法层做灰度、伪彩、彩条、卡通化，叠完 8 层 OSD 写进 DDR2，最后以 1280×720@60Hz 从 HDMI 1.4b 送出去。</w:t>
       </w:r>
     </w:p>
     <w:p>
@@ -343,7 +343,7 @@
           <w:rFonts w:hint="eastAsia" w:ascii="Times New Roman" w:hAnsi="Times New Roman" w:eastAsia="宋体" w:cs="Times New Roman"/>
           <w:sz w:val="24"/>
         </w:rPr>
-        <w:t>（4）OSD 信息叠加：安路 Logo、帧计数器（黄）、两行实时遥测（橙）、算法模式行（绿）、参数状态行（亮青）、目标检测框（绿）、运动块框（红），共 7 层。</w:t>
+        <w:t>（4）OSD 信息叠加：安路 Logo、帧计数器（黄）、算法模式行（绿）、两行实时遥测（橙）、参数状态行（亮青）、运动块框（红）、目标检测框（绿）。一共 8 层，由 hdmi_mixer 按优先级链逐层判定，共用同一份字符 ROM。</w:t>
       </w:r>
     </w:p>
     <w:p>
@@ -697,7 +697,7 @@
           <w:rFonts w:hint="eastAsia" w:ascii="Times New Roman" w:hAnsi="Times New Roman" w:eastAsia="宋体" w:cs="Times New Roman"/>
           <w:sz w:val="24"/>
         </w:rPr>
-        <w:t>（6）全自研 OSD：单份字符 ROM 支撑 6 个 OSD 图层，含汉字「安路」字模、自绘 Logo ROM 与动态遥测字段。</w:t>
+        <w:t>（6）全自研 OSD：一份字符 ROM 支撑 8 个图层，含汉字「安路」的两枚自绘字模、自绘的安路 Logo ROM，以及动态遥测与参数行。</w:t>
       </w:r>
     </w:p>
     <w:p>
@@ -1271,61 +1271,61 @@
           <w:rFonts w:hint="eastAsia" w:ascii="Times New Roman" w:hAnsi="Times New Roman" w:eastAsia="宋体" w:cs="Times New Roman"/>
           <w:sz w:val="24"/>
         </w:rPr>
-        <w:t>① 倒数查表替换流水除法器：把 AWB 的两路 32÷48 位流水除法器换成归一化 + 256×16 倒数 ROM + 一次乘法，逐点验证精度 ≤0.39%，逻辑资源降低 14.4 个百分点，只付出 2 个 DSP。</w:t>
-      </w:r>
-    </w:p>
-    <w:p>
-      <w:pPr>
-        <w:pStyle w:val="12"/>
-        <w:spacing w:line="360" w:lineRule="auto"/>
-        <w:ind w:left="420" w:firstLine="0" w:firstLineChars="0"/>
-        <w:rPr>
-          <w:rFonts w:ascii="Times New Roman" w:hAnsi="Times New Roman" w:eastAsia="宋体" w:cs="Times New Roman"/>
-          <w:sz w:val="24"/>
-        </w:rPr>
-      </w:pPr>
-      <w:r>
-        <w:rPr>
-          <w:rFonts w:hint="eastAsia" w:ascii="Times New Roman" w:hAnsi="Times New Roman" w:eastAsia="宋体" w:cs="Times New Roman"/>
-          <w:sz w:val="24"/>
-        </w:rPr>
-        <w:t>② 零帧存块级帧差：以 144 字节的块均值缓存替代整帧存储，配「绝对阈值 + 相对阈值 + 亮度地板 + 连续两帧确认」四重判据。</w:t>
-      </w:r>
-    </w:p>
-    <w:p>
-      <w:pPr>
-        <w:pStyle w:val="12"/>
-        <w:spacing w:line="360" w:lineRule="auto"/>
-        <w:ind w:left="420" w:firstLine="0" w:firstLineChars="0"/>
-        <w:rPr>
-          <w:rFonts w:ascii="Times New Roman" w:hAnsi="Times New Roman" w:eastAsia="宋体" w:cs="Times New Roman"/>
-          <w:sz w:val="24"/>
-        </w:rPr>
-      </w:pPr>
-      <w:r>
-        <w:rPr>
-          <w:rFonts w:hint="eastAsia" w:ascii="Times New Roman" w:hAnsi="Times New Roman" w:eastAsia="宋体" w:cs="Times New Roman"/>
-          <w:sz w:val="24"/>
-        </w:rPr>
-        <w:t>③ 只校 R/B 的镜头色彩暗角校正：实测 R/G 与 B/G 的剖面形状几乎重合，故共用一张增益表、G 通道直通，既拉平色偏又不改变全局亮度与 AE 目标均值语义。</w:t>
-      </w:r>
-    </w:p>
-    <w:p>
-      <w:pPr>
-        <w:pStyle w:val="12"/>
-        <w:spacing w:line="360" w:lineRule="auto"/>
-        <w:ind w:left="420" w:firstLine="0" w:firstLineChars="0"/>
-        <w:rPr>
-          <w:rFonts w:ascii="Times New Roman" w:hAnsi="Times New Roman" w:eastAsia="宋体" w:cs="Times New Roman"/>
-          <w:sz w:val="24"/>
-        </w:rPr>
-      </w:pPr>
-      <w:r>
-        <w:rPr>
-          <w:rFonts w:hint="eastAsia" w:ascii="Times New Roman" w:hAnsi="Times New Roman" w:eastAsia="宋体" w:cs="Times New Roman"/>
-          <w:sz w:val="24"/>
-        </w:rPr>
-        <w:t>④ 全自研分块 OSD 遥测：把算法内部量与开关状态实时上屏，使一块板子即可完成全部调试与验收。</w:t>
+        <w:t>① 用倒数查表替掉流水除法器。AWB 原来那两路 32÷48 位除法是 IP 生成的，占了整机 14.4 个百分点的 LUT。改成先归一化、查一张 256 项的倒数 ROM、再做一次乘法之后，逐点比对最差误差 0.39%，只多花 2 个 DSP。</w:t>
+      </w:r>
+    </w:p>
+    <w:p>
+      <w:pPr>
+        <w:pStyle w:val="12"/>
+        <w:spacing w:line="360" w:lineRule="auto"/>
+        <w:ind w:left="420" w:firstLine="0" w:firstLineChars="0"/>
+        <w:rPr>
+          <w:rFonts w:ascii="Times New Roman" w:hAnsi="Times New Roman" w:eastAsia="宋体" w:cs="Times New Roman"/>
+          <w:sz w:val="24"/>
+        </w:rPr>
+      </w:pPr>
+      <w:r>
+        <w:rPr>
+          <w:rFonts w:hint="eastAsia" w:ascii="Times New Roman" w:hAnsi="Times New Roman" w:eastAsia="宋体" w:cs="Times New Roman"/>
+          <w:sz w:val="24"/>
+        </w:rPr>
+        <w:t>② 零帧存的块级帧差。跨帧只留 144 个块均值，一共 144 字节，不存整帧；判决用四个条件叠加——绝对阈值、相对阈值、亮度地板、连续两帧确认。单靠绝对阈值在暗场景会大面积误报，这一点是实测出来的。</w:t>
+      </w:r>
+    </w:p>
+    <w:p>
+      <w:pPr>
+        <w:pStyle w:val="12"/>
+        <w:spacing w:line="360" w:lineRule="auto"/>
+        <w:ind w:left="420" w:firstLine="0" w:firstLineChars="0"/>
+        <w:rPr>
+          <w:rFonts w:ascii="Times New Roman" w:hAnsi="Times New Roman" w:eastAsia="宋体" w:cs="Times New Roman"/>
+          <w:sz w:val="24"/>
+        </w:rPr>
+      </w:pPr>
+      <w:r>
+        <w:rPr>
+          <w:rFonts w:hint="eastAsia" w:ascii="Times New Roman" w:hAnsi="Times New Roman" w:eastAsia="宋体" w:cs="Times New Roman"/>
+          <w:sz w:val="24"/>
+        </w:rPr>
+        <w:t>③ 只校 R/B 的镜头色彩暗角校正。实测下来 R/G 和 B/G 的剖面形状几乎重合，所以共用一张增益表、G 通道直通——这样既拉平了色偏，又不会改变整帧亮度，AE 的目标均值语义也不用跟着改。</w:t>
+      </w:r>
+    </w:p>
+    <w:p>
+      <w:pPr>
+        <w:pStyle w:val="12"/>
+        <w:spacing w:line="360" w:lineRule="auto"/>
+        <w:ind w:left="420" w:firstLine="0" w:firstLineChars="0"/>
+        <w:rPr>
+          <w:rFonts w:ascii="Times New Roman" w:hAnsi="Times New Roman" w:eastAsia="宋体" w:cs="Times New Roman"/>
+          <w:sz w:val="24"/>
+        </w:rPr>
+      </w:pPr>
+      <w:r>
+        <w:rPr>
+          <w:rFonts w:hint="eastAsia" w:ascii="Times New Roman" w:hAnsi="Times New Roman" w:eastAsia="宋体" w:cs="Times New Roman"/>
+          <w:sz w:val="24"/>
+        </w:rPr>
+        <w:t>④ 把内部量和开关状态实时叠到画面上。板上没有在线调试器，加了这两行遥测和一行参数行之后，一块板子加一根 HDMI 线就能完成全部调试与验收。</w:t>
       </w:r>
     </w:p>
     <w:p>
@@ -1374,7 +1374,11 @@
           <w:rFonts w:hint="eastAsia" w:ascii="Times New Roman" w:hAnsi="Times New Roman" w:eastAsia="宋体" w:cs="Times New Roman"/>
           <w:sz w:val="24"/>
         </w:rPr>
-        <w:t>自顶向下逐级展开：先确定数据通路与时钟域（ISP 域 60MHz / 像素域 75MHz / 串行域 375MHz / 控制域 24MHz），再为每个功能块定义端口与时序契约（AXI4-Stream，逐拍等价）。每加一级都遵守「上下游 tlast/tuser/tvalid 的延迟必须与新增流水线级数一致」的原则。每个新模块配套一个 ModelSim Testbench，用与 RTL 不同源的参考模型逐拍比对；然后跑全工程编译检查（42/43），再交 TangDynasty 命令行综合布线。每版比特流归档并记录 md5、时序与资源，形成 16 个版本的演进台账。上板后按「静止 / 运动」配对采集，用统计脚本量化验收。</w:t>
+        <w:t>整体是自顶向下拆的：先定数据通路和时钟域（ISP 域 60MHz、像素域 75MHz、串行域 375MHz、控制域 24MHz），再给每个功能块定端口和时序契约（AXI4-Stream，逐拍等价）。每插一级都守住一条——上游 tlast/tuser/tvalid 的延迟必须跟着新加的流水线级数一起走，差一拍就会逐行错位。</w:t>
+        <w:br/>
+        <w:t xml:space="preserve">每个新模块都配一个 ModelSim Testbench，参考模型故意用和 RTL 不同源的写法（比如 wb_recip 的 TB 用整数乘法、DUT 用条件移位加法），这样两边同时写错的概率小。之后跑一遍全工程编译检查（基线 42/43），再交 TangDynasty 命令行综合布线。每版比特流归档时把 md5、时序、资源一起记下来——现在这个台账有 34 条。</w:t>
+        <w:br/>
+        <w:t xml:space="preserve">上板之后按「静止 / 运动」「关 / 开」配对采集，用统计脚本量化，不看主观感受。</w:t>
       </w:r>
     </w:p>
     <w:p>
@@ -2032,7 +2036,7 @@
           <w:rFonts w:hint="eastAsia" w:ascii="Times New Roman" w:hAnsi="Times New Roman" w:eastAsia="宋体" w:cs="Times New Roman"/>
           <w:sz w:val="24"/>
         </w:rPr>
-        <w:t>⑤ 版本管理：Git 仓库（Gitee `fpgacnds`），27 个比特流版本归档于 `proj/releases/`，每版包含 `.bit`、压缩版、`route.qor`、`phy.area` 与 `readMe.txt`（记录 md5、时序、资源）。</w:t>
+        <w:t>⑤ 版本管理：Git 仓库（Gitee `fpgacnds`），34 个比特流版本归档于 `proj/releases/`，每版包含 `.bit`、压缩版、`route.qor`、`phy.area` 与 `readMe.txt`（记录 md5、时序、资源）。</w:t>
       </w:r>
     </w:p>
     <w:p>
@@ -2100,7 +2104,7 @@
           <w:rFonts w:hint="eastAsia" w:ascii="Times New Roman" w:hAnsi="Times New Roman" w:eastAsia="宋体" w:cs="Times New Roman"/>
           <w:sz w:val="24"/>
         </w:rPr>
-        <w:t>（3）`lsc`（镜头色彩暗角校正，自研）：20×12 节点二维增益表，每节点 20bit（`{kR[9:0], kB[9:0]}`），节点内做双线性插值；增益 `g = 1 + k/1024`，输出 `out = v + ((v*k)&gt;&gt;10)`，带饱和保护。只校 R、B，G 直通。关键输入 `I_tdata[95:0]`、`I_tvalid/I_tuser/I_tlast`、`I_bypass`；关键输出 `O_tdata[95:0]`。资源 453 LUT6 / 661 ripple / 278 FF / 0 ERAM / 0 DSP。</w:t>
+        <w:t>（3）`lsc`（镜头色彩暗角校正，自研）：20×12 节点二维增益表，每节点 20bit（`{kR[9:0], kB[9:0]}`），节点内做双线性插值；增益 `g = 1 + k/1024`，输出 `out = v + ((v*k)&gt;&gt;10)`，带饱和保护。只校 R、B，G 直通。关键输入 `I_tdata[95:0]`、`I_tvalid/I_tuser/I_tlast`、`I_bypass`；关键输出 `O_tdata[95:0]`。资源 828 LUT6 / 662 ripple / 266 FF / 0 ERAM / 0 DSP。</w:t>
       </w:r>
     </w:p>
     <w:p>
@@ -2118,6 +2122,8 @@
           <w:sz w:val="24"/>
         </w:rPr>
         <w:t>（4）`ae_stat`（自研）：与 AWB 同源取数，统计整帧亮度和（`O_luma_sum[39:0]`，口径为 Σ(Y×256)）、有效像素数、高光像素数（&gt;250）、暗像素数（&lt;8）与帧翻转标志。全部为移位加法，零 DSP。</w:t>
+        <w:br/>
+        <w:t xml:space="preserve">资源 257 LUT6 / 175 ripple / 263 FF / 0 ERAM / 0 DSP。</w:t>
       </w:r>
     </w:p>
     <w:p>
@@ -2151,7 +2157,7 @@
           <w:rFonts w:hint="eastAsia" w:ascii="Times New Roman" w:hAnsi="Times New Roman" w:eastAsia="宋体" w:cs="Times New Roman"/>
           <w:sz w:val="24"/>
         </w:rPr>
-        <w:t>（6）`wb_recip`（自研）：倒数查表除法器。`n_eff = max(sum_x, 65536)`；`e = floor(log2(n_eff))`；`m = n_eff &gt;&gt; (e-8)`，落在 [256,512)；`idx = m-256`；`T2 = ROM[idx] = round(2^24/(256+idx))`（256×16 内联 ROM，共 256 项）；`q16 = ((sum_g &gt;&gt; (e-16)) * T2) &gt;&gt; 16`。经 44.9 万组真实范围随机扫描，误差典型 0.16%~0.21%，最差 0.39%。资源：两路共 345 LUT6、各 1 个 DSP。</w:t>
+        <w:t>（6）`wb_recip`（自研）：倒数查表除法器。`n_eff = max(sum_x, 65536)`；`e = floor(log2(n_eff))`；`m = n_eff &gt;&gt; (e-8)`，落在 [256,512)；`idx = m-256`；`T2 = ROM[idx] = round(2^24/(256+idx))`（256×16 内联 ROM，共 256 项）；`q16 = ((sum_g &gt;&gt; (e-16)) * T2) &gt;&gt; 16`。经 44.9 万组真实范围随机扫描，误差典型 0.16%~0.21%，最差 0.39%。资源：两路共 310 LUT6（153 + 157），各 1 个 DSP。</w:t>
       </w:r>
     </w:p>
     <w:p>
@@ -2169,6 +2175,8 @@
           <w:sz w:val="24"/>
         </w:rPr>
         <w:t>（7）`isp_gamma`（S 曲线）：12 份并行的 256×8 内联 ROM（`mem_b00`~`mem_b11`），2 级流水，旁路与使能路径同为 2 拍。当前表为真 S 曲线两段幂函数叠加软黑位恢复：`x≤128: y = 128*(x/128)^1.15`；`x&gt;128: y = 128 + 127*(1-((255-x)/127)^1.10)`；`y = y - K*(1-y/255)^2`，K=1。</w:t>
+        <w:br/>
+        <w:t xml:space="preserve">资源 122 LUT6 / 0 ripple / 206 FF / 12 ERAM，零 DSP。</w:t>
       </w:r>
     </w:p>
     <w:p>
@@ -2186,6 +2194,8 @@
           <w:sz w:val="24"/>
         </w:rPr>
         <w:t>（8）`my_algo`（算法层，自研）：RGB 点运算，5 种模式由 `I_algo_mode[2:0]` 选择——MODE0 直通；MODE1 BT.601 灰度 `Y=(77R+150G+29B)&gt;&gt;8`；MODE2 伪彩热力图；MODE3 五段彩条；MODE4 卡通化（四级平涂 + 邻域描边）。</w:t>
+        <w:br/>
+        <w:t xml:space="preserve">资源 643 LUT6 / 36 ripple / 121 FF，零 DSP。</w:t>
       </w:r>
     </w:p>
     <w:p>
@@ -2220,6 +2230,8 @@
           <w:sz w:val="24"/>
         </w:rPr>
         <w:t>（10）`motion_detect`（自研，块级帧差运动检测）：画面划为 16 列 × 9 行 = 144 个 80×80 块，逐帧计算块亮度均值（亮度和 &gt;&gt;13）并与上一帧比较；判据为四重：`|Δ| &gt; I_diff_th` 且 `|Δ| &gt; (块亮度 &gt;&gt; I_rel_shift)` 且 `块亮度 &gt; I_floor_th` 且连续两帧（`I_strict2`）。关键输出 `O_blk_mask[143:0]`（跨帧保持，位序 `by*16+bx`）、`O_blk_cnt[7:0]`、`O_motion_any`。全模块零乘法、零除法、零 ERAM。</w:t>
+        <w:br/>
+        <w:t xml:space="preserve">资源 1179 LUT6 / 320 ripple / 1784 FF / 0 ERAM / 0 DSP，零乘法、零除法。</w:t>
       </w:r>
     </w:p>
     <w:p>
@@ -2236,7 +2248,7 @@
           <w:rFonts w:hint="eastAsia" w:ascii="Times New Roman" w:hAnsi="Times New Roman" w:eastAsia="宋体" w:cs="Times New Roman"/>
           <w:sz w:val="24"/>
         </w:rPr>
-        <w:t>（11）`ae_ctrl`（自研，自动曝光闭环）：60MHz 域产生单比特翻转跨到 24MHz 域；7bit 单调增益索引（0~127）映射到摄像头寄存器 `3e08/3e09`（`3e08 ∈ {0x03,0x07,0x0F,0x1F}` 对应 ×1/×2/×4/×8，`3e09 ∈ 0x20..0x3F` 对应 ×1.000~×1.969）；曝光固定为 1990（= 2×VTS−10，再长会掉帧，故 720p60 下唯一连续杠杆是模拟增益）。决策优先级：非使能 → 高光护栏 → 过亮 → 欠亮且无暗场护栏 → 保持。资源 111 LUT6 / 200 FF。</w:t>
+        <w:t>（11）`ae_ctrl`（自研，自动曝光闭环）：60MHz 域产生单比特翻转跨到 24MHz 域；7bit 单调增益索引（0~127）映射到摄像头寄存器 `3e08/3e09`（`3e08 ∈ {0x03,0x07,0x0F,0x1F}` 对应 ×1/×2/×4/×8，`3e09 ∈ 0x20..0x3F` 对应 ×1.000~×1.969）；曝光固定为 1990（= 2×VTS−10，再长会掉帧，故 720p60 下唯一连续杠杆是模拟增益）。决策优先级：非使能 → 高光护栏 → 过亮 → 欠亮且无暗场护栏 → 保持。资源 127 LUT6 / 85 ripple / 188 FF。</w:t>
       </w:r>
     </w:p>
     <w:p>
@@ -2253,7 +2265,7 @@
           <w:rFonts w:hint="eastAsia" w:ascii="Times New Roman" w:hAnsi="Times New Roman" w:eastAsia="宋体" w:cs="Times New Roman"/>
           <w:sz w:val="24"/>
         </w:rPr>
-        <w:t>（12）`obj_detect`（自研，硬件目标检测）：与 `motion_detect` 同为像素级观察者，不接主通路握手。逐像素判「红色主导」后按 16×9 的 80×80 块累加命中数，块内命中超过阈值判为该块为目标；再做两帧确认（`S_now &amp; S_prev`）与孤立块滤除（要求上下左右至少一个邻居也命中），最后加 60 帧（1 秒）跟踪保持，使目标短暂漏检时框不闪断。关键输出 `O_blk_mask[143:0]`，由 `hdmi_mixer` 绘制为绿色外轮廓框。资源 855 LUT6 / 220 ripple / 878 FF / 0 ERAM / 0 DSP；全模块零乘法、零除法。</w:t>
+        <w:t>（12）`obj_detect`（自研，硬件目标检测）：与 `motion_detect` 同为像素级观察者，不接主通路握手。逐像素判「红色主导」后按 16×9 的 80×80 块累加命中数，块内命中超过阈值判为该块为目标；再做两帧确认（`S_now &amp; S_prev`）与孤立块滤除（要求上下左右至少一个邻居也命中），最后加 60 帧（1 秒）跟踪保持，使目标短暂漏检时框不闪断。关键输出 `O_blk_mask[143:0]`，由 `hdmi_mixer` 绘制为绿色外轮廓框。资源 897 LUT6 / 220 ripple / 851 FF / 0 ERAM / 0 DSP；全模块零乘法、零除法。</w:t>
       </w:r>
     </w:p>
     <w:p>
@@ -2270,7 +2282,7 @@
           <w:rFonts w:hint="eastAsia" w:ascii="Times New Roman" w:hAnsi="Times New Roman" w:eastAsia="宋体" w:cs="Times New Roman"/>
           <w:sz w:val="24"/>
         </w:rPr>
-        <w:t>（13）`hdmi_mixer`（OSD 叠加）：7 个图层依次判定——安路 Logo（ROM）、帧计数器 CNT（黄 `24'hfff200`）、遥测第 1 行（橙 `24'hff8000`）、遥测第 2 行（橙）、算法模式行 MODE（绿 `24'h00ff88`）、参数状态行（亮青 `24'h00e6ff`）、目标检测框（绿 `24'h00ff40`）；运动块红色描边也在此层绘制。七层共用唯一一份字符 ROM `osd_char_lib`，ERAM 无新增。</w:t>
+        <w:t>（13）`hdmi_mixer`（OSD 叠加）：8 个图层依次判定——安路 Logo（ROM）、帧计数器 CNT（黄 `24'hfff200`）、遥测第 1 行（橙 `24'hff8000`）、遥测第 2 行（橙）、算法模式行 MODE（绿 `24'h00ff88`）、参数状态行（亮青 `24'h00e6ff`）、运动块框（红 `24'hff2020`）、目标检测框（绿 `24'h00ff40`）。八层共用唯一一份字符 ROM `osd_char_lib`，ERAM 无新增。</w:t>
       </w:r>
     </w:p>
     <w:p>
@@ -2475,7 +2487,7 @@
           <w:rFonts w:hint="eastAsia" w:ascii="Times New Roman" w:hAnsi="Times New Roman" w:eastAsia="宋体" w:cs="Times New Roman"/>
           <w:sz w:val="24"/>
         </w:rPr>
-        <w:t>（1）实时画面与 OSD 叠加：6 个图层同时工作（Logo、CNT、两行遥测、MODE、参数行），叠加不影响视频时序。</w:t>
+        <w:t>（1）实时画面与 OSD 叠加：8 个图层同时工作（Logo、CNT、MODE、两行遥测、参数行、运动框、目标框），叠加不影响视频时序。</w:t>
       </w:r>
     </w:p>
     <w:p>
@@ -3680,79 +3692,79 @@
           <w:rFonts w:hint="eastAsia" w:ascii="Times New Roman" w:hAnsi="Times New Roman" w:eastAsia="宋体" w:cs="Times New Roman"/>
           <w:sz w:val="24"/>
         </w:rPr>
-        <w:t>（1）目标检测的进一步扩展：现有 `obj_detect` 已实现颜色特征的块级检测与绿色框标注，后续可增加形状特征与多目标分类，并按块坐标输出目标中心点。</w:t>
-      </w:r>
-    </w:p>
-    <w:p>
-      <w:pPr>
-        <w:pStyle w:val="12"/>
-        <w:spacing w:line="360" w:lineRule="auto"/>
-        <w:ind w:left="420" w:firstLine="0" w:firstLineChars="0"/>
-        <w:rPr>
-          <w:rFonts w:ascii="Times New Roman" w:hAnsi="Times New Roman" w:eastAsia="宋体" w:cs="Times New Roman"/>
-          <w:sz w:val="24"/>
-        </w:rPr>
-      </w:pPr>
-      <w:r>
-        <w:rPr>
-          <w:rFonts w:hint="eastAsia" w:ascii="Times New Roman" w:hAnsi="Times New Roman" w:eastAsia="宋体" w:cs="Times New Roman"/>
-          <w:sz w:val="24"/>
-        </w:rPr>
-        <w:t>（2）动态坐标标注：现有 60 帧保持已实现「框不闪断」，进一步可把命中块的质心坐标转成 OSD 数值上屏；受 slice 余量限制暂未实施。</w:t>
-      </w:r>
-    </w:p>
-    <w:p>
-      <w:pPr>
-        <w:pStyle w:val="12"/>
-        <w:spacing w:line="360" w:lineRule="auto"/>
-        <w:ind w:left="420" w:firstLine="0" w:firstLineChars="0"/>
-        <w:rPr>
-          <w:rFonts w:ascii="Times New Roman" w:hAnsi="Times New Roman" w:eastAsia="宋体" w:cs="Times New Roman"/>
-          <w:sz w:val="24"/>
-        </w:rPr>
-      </w:pPr>
-      <w:r>
-        <w:rPr>
-          <w:rFonts w:hint="eastAsia" w:ascii="Times New Roman" w:hAnsi="Times New Roman" w:eastAsia="宋体" w:cs="Times New Roman"/>
-          <w:sz w:val="24"/>
-        </w:rPr>
-        <w:t>（3）处理延迟可视化：在帧首注入时间戳、在输出端读回并做差，可把「采集到显示」的延迟以毫秒级数值上屏。</w:t>
-      </w:r>
-    </w:p>
-    <w:p>
-      <w:pPr>
-        <w:pStyle w:val="12"/>
-        <w:spacing w:line="360" w:lineRule="auto"/>
-        <w:ind w:left="420" w:firstLine="0" w:firstLineChars="0"/>
-        <w:rPr>
-          <w:rFonts w:ascii="Times New Roman" w:hAnsi="Times New Roman" w:eastAsia="宋体" w:cs="Times New Roman"/>
-          <w:sz w:val="24"/>
-        </w:rPr>
-      </w:pPr>
-      <w:r>
-        <w:rPr>
-          <w:rFonts w:hint="eastAsia" w:ascii="Times New Roman" w:hAnsi="Times New Roman" w:eastAsia="宋体" w:cs="Times New Roman"/>
-          <w:sz w:val="24"/>
-        </w:rPr>
-        <w:t>（4）直方图均衡：在已有亮度直方图统计的基础上增加 CDF 映射，即可实现自适应对比度增强。</w:t>
-      </w:r>
-    </w:p>
-    <w:p>
-      <w:pPr>
-        <w:pStyle w:val="12"/>
-        <w:spacing w:line="360" w:lineRule="auto"/>
-        <w:ind w:left="420" w:firstLine="0" w:firstLineChars="0"/>
-        <w:rPr>
-          <w:rFonts w:ascii="Times New Roman" w:hAnsi="Times New Roman" w:eastAsia="宋体" w:cs="Times New Roman"/>
-          <w:sz w:val="24"/>
-        </w:rPr>
-      </w:pPr>
-      <w:r>
-        <w:rPr>
-          <w:rFonts w:hint="eastAsia" w:ascii="Times New Roman" w:hAnsi="Times New Roman" w:eastAsia="宋体" w:cs="Times New Roman"/>
-          <w:sz w:val="24"/>
-        </w:rPr>
-        <w:t>（5）QSPI 固化：赛题要求最终设计上电即可运行、无需 PC 下载。板载 N25Q128 QSPI Flash 即 FPGA 的配置存储器，用 TangDynasty 的 Program Flash 把 `.bit` 写入即可上电自启动，不需要额外的加载 RTL。当前尚未执行这一步。</w:t>
+        <w:t>（1）目标检测再往下做。现在的 obj_detect 只认颜色，块级判决之后画个绿框。往下可以加形状特征和多目标分类，再把命中块的质心算出来当坐标用。</w:t>
+      </w:r>
+    </w:p>
+    <w:p>
+      <w:pPr>
+        <w:pStyle w:val="12"/>
+        <w:spacing w:line="360" w:lineRule="auto"/>
+        <w:ind w:left="420" w:firstLine="0" w:firstLineChars="0"/>
+        <w:rPr>
+          <w:rFonts w:ascii="Times New Roman" w:hAnsi="Times New Roman" w:eastAsia="宋体" w:cs="Times New Roman"/>
+          <w:sz w:val="24"/>
+        </w:rPr>
+      </w:pPr>
+      <w:r>
+        <w:rPr>
+          <w:rFonts w:hint="eastAsia" w:ascii="Times New Roman" w:hAnsi="Times New Roman" w:eastAsia="宋体" w:cs="Times New Roman"/>
+          <w:sz w:val="24"/>
+        </w:rPr>
+        <w:t>（2）坐标标注。60 帧保持已经做到「框不闪断」，再往前一步就是把质心坐标转成数字叠到画面上。这一步卡在 slice 余量上——我们试过往那条 OSD 路径里加 1 bit 逻辑，Setup WNS 从 +104 ps 直接掉到 +2 ps，所以回退了。</w:t>
+      </w:r>
+    </w:p>
+    <w:p>
+      <w:pPr>
+        <w:pStyle w:val="12"/>
+        <w:spacing w:line="360" w:lineRule="auto"/>
+        <w:ind w:left="420" w:firstLine="0" w:firstLineChars="0"/>
+        <w:rPr>
+          <w:rFonts w:ascii="Times New Roman" w:hAnsi="Times New Roman" w:eastAsia="宋体" w:cs="Times New Roman"/>
+          <w:sz w:val="24"/>
+        </w:rPr>
+      </w:pPr>
+      <w:r>
+        <w:rPr>
+          <w:rFonts w:hint="eastAsia" w:ascii="Times New Roman" w:hAnsi="Times New Roman" w:eastAsia="宋体" w:cs="Times New Roman"/>
+          <w:sz w:val="24"/>
+        </w:rPr>
+        <w:t>（3）处理延迟可视化。在帧首打一个时间戳、输出端读回来做差，就能把采集到显示的延迟按毫秒级数值上屏。</w:t>
+      </w:r>
+    </w:p>
+    <w:p>
+      <w:pPr>
+        <w:pStyle w:val="12"/>
+        <w:spacing w:line="360" w:lineRule="auto"/>
+        <w:ind w:left="420" w:firstLine="0" w:firstLineChars="0"/>
+        <w:rPr>
+          <w:rFonts w:ascii="Times New Roman" w:hAnsi="Times New Roman" w:eastAsia="宋体" w:cs="Times New Roman"/>
+          <w:sz w:val="24"/>
+        </w:rPr>
+      </w:pPr>
+      <w:r>
+        <w:rPr>
+          <w:rFonts w:hint="eastAsia" w:ascii="Times New Roman" w:hAnsi="Times New Roman" w:eastAsia="宋体" w:cs="Times New Roman"/>
+          <w:sz w:val="24"/>
+        </w:rPr>
+        <w:t>（4）直方图均衡。亮度直方图已经在 ae_stat 里统计过了，再补一级 CDF 映射就能做自适应对比度增强。</w:t>
+      </w:r>
+    </w:p>
+    <w:p>
+      <w:pPr>
+        <w:pStyle w:val="12"/>
+        <w:spacing w:line="360" w:lineRule="auto"/>
+        <w:ind w:left="420" w:firstLine="0" w:firstLineChars="0"/>
+        <w:rPr>
+          <w:rFonts w:ascii="Times New Roman" w:hAnsi="Times New Roman" w:eastAsia="宋体" w:cs="Times New Roman"/>
+          <w:sz w:val="24"/>
+        </w:rPr>
+      </w:pPr>
+      <w:r>
+        <w:rPr>
+          <w:rFonts w:hint="eastAsia" w:ascii="Times New Roman" w:hAnsi="Times New Roman" w:eastAsia="宋体" w:cs="Times New Roman"/>
+          <w:sz w:val="24"/>
+        </w:rPr>
+        <w:t>（5）QSPI 固化。赛题要求最终设计上电即可运行，不用 PC 下载。板载的 N25Q128 就是 FPGA 的配置存储器，用 TangDynasty 的 Program Flash 把 .bit 写进去就行，不需要额外写加载 RTL。这一步我们还没做。</w:t>
       </w:r>
     </w:p>
     <w:p>
@@ -3859,7 +3871,7 @@
           <w:rFonts w:hint="eastAsia" w:ascii="Times New Roman" w:hAnsi="Times New Roman" w:eastAsia="宋体" w:cs="Times New Roman"/>
           <w:sz w:val="24"/>
         </w:rPr>
-        <w:t>④ 一块板三个人怎么协作：分支约定、PR 流程、改动顶层文件时在提交信息首行标注 `TOUCHES:`、以及 16 个版本的比特流台账如何让任何一次回滚都有据可依。</w:t>
+        <w:t>④ 一块板三个人怎么协作：分支约定、PR 流程、改动顶层文件时在提交信息首行标注 `TOUCHES:`、以及 34 个版本的比特流台账如何让任何一次回滚都有据可依。</w:t>
       </w:r>
     </w:p>
     <w:p>

--- a/比赛报告_填空版_20261019.docx
+++ b/比赛报告_填空版_20261019.docx
@@ -3792,96 +3792,119 @@
     <w:p>
       <w:pPr>
         <w:spacing w:line="360" w:lineRule="auto"/>
-        <w:ind w:firstLine="420" w:firstLineChars="175"/>
-        <w:rPr>
-          <w:rFonts w:ascii="Times New Roman" w:hAnsi="Times New Roman" w:eastAsia="宋体" w:cs="Times New Roman"/>
-          <w:sz w:val="24"/>
-        </w:rPr>
-      </w:pPr>
-      <w:r>
-        <w:rPr>
-          <w:rFonts w:hint="eastAsia" w:ascii="Times New Roman" w:hAnsi="Times New Roman" w:eastAsia="宋体" w:cs="Times New Roman"/>
-          <w:sz w:val="24"/>
-        </w:rPr>
-        <w:t>待补充——这一节需参赛队员本人撰写，不宜由他人代笔。写作框架见同目录 `心得体会模板_20261019.docx`（四段结构：起点与选题 / 最难的那件事 / 方法上的收获 / 不足与展望，合计约 1000 字）。下列线索可直接取用：</w:t>
-      </w:r>
-    </w:p>
-    <w:p>
-      <w:pPr>
-        <w:spacing w:line="360" w:lineRule="auto"/>
-        <w:ind w:firstLine="420" w:firstLineChars="175"/>
-        <w:rPr>
-          <w:rFonts w:ascii="Times New Roman" w:hAnsi="Times New Roman" w:eastAsia="宋体" w:cs="Times New Roman"/>
-          <w:sz w:val="24"/>
-        </w:rPr>
-      </w:pPr>
-      <w:r>
-        <w:rPr>
-          <w:rFonts w:hint="eastAsia" w:ascii="Times New Roman" w:hAnsi="Times New Roman" w:eastAsia="宋体" w:cs="Times New Roman"/>
-          <w:sz w:val="24"/>
-        </w:rPr>
-        <w:t>① 从「能出图」到「颜色对」之间踩过的坑：采集链把颜色做了 limited→full 展开导致所有调色结论被污染；传感器内置灰度测试图被「四开关全上」这一出厂推荐档意外打开；工程里长期存在两份 `awb.v`，一整轮改动打在了不参与综合的副本上。</w:t>
-      </w:r>
-    </w:p>
-    <w:p>
-      <w:pPr>
-        <w:spacing w:line="360" w:lineRule="auto"/>
-        <w:ind w:firstLine="420" w:firstLineChars="175"/>
-        <w:rPr>
-          <w:rFonts w:ascii="Times New Roman" w:hAnsi="Times New Roman" w:eastAsia="宋体" w:cs="Times New Roman"/>
-          <w:sz w:val="24"/>
-        </w:rPr>
-      </w:pPr>
-      <w:r>
-        <w:rPr>
-          <w:rFonts w:hint="eastAsia" w:ascii="Times New Roman" w:hAnsi="Times New Roman" w:eastAsia="宋体" w:cs="Times New Roman"/>
-          <w:sz w:val="24"/>
-        </w:rPr>
-        <w:t>② 工具链的教训：TangDynasty 命令行只认 run 目录的 `.prj` 而不认图形界面的 `.al`；比特流文件时间戳变新并不等于构建成功，必须核对日志与网表中关键模块是否仍在。</w:t>
-      </w:r>
-    </w:p>
-    <w:p>
-      <w:pPr>
-        <w:spacing w:line="360" w:lineRule="auto"/>
-        <w:ind w:firstLine="420" w:firstLineChars="175"/>
-        <w:rPr>
-          <w:rFonts w:ascii="Times New Roman" w:hAnsi="Times New Roman" w:eastAsia="宋体" w:cs="Times New Roman"/>
-          <w:sz w:val="24"/>
-        </w:rPr>
-      </w:pPr>
-      <w:r>
-        <w:rPr>
-          <w:rFonts w:hint="eastAsia" w:ascii="Times New Roman" w:hAnsi="Times New Roman" w:eastAsia="宋体" w:cs="Times New Roman"/>
-          <w:sz w:val="24"/>
-        </w:rPr>
-        <w:t>③ 用算术换资源的过程：把两路流水除法器换成归一化 + 倒数查表 + 一次乘法，逻辑资源下降 14.4 个百分点，而精度仍满足 ±2% 的验收带。</w:t>
-      </w:r>
-    </w:p>
-    <w:p>
-      <w:pPr>
-        <w:spacing w:line="360" w:lineRule="auto"/>
-        <w:ind w:firstLine="420" w:firstLineChars="175"/>
-        <w:rPr>
-          <w:rFonts w:ascii="Times New Roman" w:hAnsi="Times New Roman" w:eastAsia="宋体" w:cs="Times New Roman"/>
-          <w:sz w:val="24"/>
-        </w:rPr>
-      </w:pPr>
-      <w:r>
-        <w:rPr>
-          <w:rFonts w:hint="eastAsia" w:ascii="Times New Roman" w:hAnsi="Times New Roman" w:eastAsia="宋体" w:cs="Times New Roman"/>
-          <w:sz w:val="24"/>
-        </w:rPr>
-        <w:t>④ 一块板三个人怎么协作：分支约定、PR 流程、改动顶层文件时在提交信息首行标注 `TOUCHES:`、以及 34 个版本的比特流台账如何让任何一次回滚都有据可依。</w:t>
-      </w:r>
-    </w:p>
-    <w:p>
-      <w:pPr>
-        <w:spacing w:line="360" w:lineRule="auto"/>
-        <w:rPr>
-          <w:rFonts w:ascii="Times New Roman" w:hAnsi="Times New Roman" w:eastAsia="宋体" w:cs="Times New Roman"/>
-          <w:sz w:val="24"/>
-        </w:rPr>
-      </w:pPr>
+        <w:ind w:firstLine="480"/>
+      </w:pPr>
+      <w:r>
+        <w:rPr>
+          <w:rFonts w:ascii="Times New Roman" w:hAnsi="Times New Roman" w:eastAsia="宋体"/>
+          <w:sz w:val="24"/>
+        </w:rPr>
+        <w:t>比赛是刷社交网络刷到的。当时看到 FPGA 创新设计赛道的通知，想起来这学期正好在上 Verilog 和 FPGA，就去查了报名怎么弄、题目是什么。在那之前我对 FPGA 的认识只有 AMD 的 Vivado 加 Zynq 开发平台，别的都没听过。后来跟指导老师聊了一次，才知道国内还有安路这类厂商，走安路赛道、做选题二也是那次聊出来的。当时我以为“用 FPGA 做图像处理”就是写个滤镜，没别的。</w:t>
+      </w:r>
+    </w:p>
+    <w:p>
+      <w:pPr>
+        <w:spacing w:line="360" w:lineRule="auto"/>
+        <w:ind w:firstLine="480"/>
+      </w:pPr>
+      <w:r>
+        <w:rPr>
+          <w:rFonts w:ascii="Times New Roman" w:hAnsi="Times New Roman" w:eastAsia="宋体"/>
+          <w:sz w:val="24"/>
+        </w:rPr>
+        <w:t>最早弄亮度的时候想法很简单。画面暗，那就做一条提亮的曲线，拨个开关能看出亮一点，就算成了。曲线写完，表也生成了，仿真过了，综合报告全绿。结果烧上板把开关拨到“开”，画面跟“关”基本没区别。我们在屏幕前边拨了好几次，肉眼确实分不出来。</w:t>
+      </w:r>
+    </w:p>
+    <w:p>
+      <w:pPr>
+        <w:spacing w:line="360" w:lineRule="auto"/>
+        <w:ind w:firstLine="480"/>
+      </w:pPr>
+      <w:r>
+        <w:rPr>
+          <w:rFonts w:ascii="Times New Roman" w:hAnsi="Times New Roman" w:eastAsia="宋体"/>
+          <w:sz w:val="24"/>
+        </w:rPr>
+        <w:t>一开始想的是曲线太平了，那把提亮幅度调大就行。重新生成表、重新综合、再烧，这次能看出一点区别，但已经过头了，画面发灰。后来又怀疑是伽马参数不对，换了几组试。折腾两轮下来其实一直在原地：每次都是靠肉眼看有没有效果，可肉眼不是尺子。更要命的是根本没有一块稳定的靶面，灯亮一点、相机挪一点，前后两次拍的条件就不一样了，改完也说不清是参数起作用还是光变了。那时候真没什么调试经验，不知道改东西之前得先想清楚怎么判断改对了。</w:t>
+      </w:r>
+    </w:p>
+    <w:p>
+      <w:pPr>
+        <w:spacing w:line="360" w:lineRule="auto"/>
+        <w:ind w:firstLine="480"/>
+      </w:pPr>
+      <w:r>
+        <w:rPr>
+          <w:rFonts w:ascii="Times New Roman" w:hAnsi="Times New Roman" w:eastAsia="宋体"/>
+          <w:sz w:val="24"/>
+        </w:rPr>
+        <w:t>后来换了个问法。不问“看出来了吗”，问“能量出来吗”。盖住镜头取黑电平，白纸铺满画面当固定靶面，拨码位置和帧号一起记下来。有了能比的数，差多少一下就看到了。这时候回头翻前面几次改动，发现有一部分其实是有用的，只是当时看不出来。</w:t>
+      </w:r>
+    </w:p>
+    <w:p>
+      <w:pPr>
+        <w:spacing w:line="360" w:lineRule="auto"/>
+        <w:ind w:firstLine="480"/>
+      </w:pPr>
+      <w:r>
+        <w:rPr>
+          <w:rFonts w:ascii="Times New Roman" w:hAnsi="Times New Roman" w:eastAsia="宋体"/>
+          <w:sz w:val="24"/>
+        </w:rPr>
+        <w:t>亮度这件事之后，我们养成一个习惯，不管改什么，先把“怎么算改对了”写下来，写不出来的直接划掉。后来这条规矩真救了场。镜头暗角校正到底有没有生效，之前争了很久都是凭印象，最后是靠对照实验定的：同机位、同光照，只拨一个开关，两批独立采集下来给出同一个数字，这才算完。</w:t>
+      </w:r>
+    </w:p>
+    <w:p>
+      <w:pPr>
+        <w:spacing w:line="360" w:lineRule="auto"/>
+        <w:ind w:firstLine="480"/>
+      </w:pPr>
+      <w:r>
+        <w:rPr>
+          <w:rFonts w:ascii="Times New Roman" w:hAnsi="Times New Roman" w:eastAsia="宋体"/>
+          <w:sz w:val="24"/>
+        </w:rPr>
+        <w:t>还有一条是我自己慢慢摸出来的，跟焦虑有关。中间那几周一直看不到头，我每天都在想怎么往前推、怎么把这个东西真做出来，晚上躺下还在过第二天要干什么。有一次我催了进度，就在分完任务之后、两人交付物交过来之前。结果他们按时交了，质量比我预期还好。所以那次焦虑其实跟队友没关系，是我自己把“能不能做完”当成了一个靠催能解决的事。后来我换了个很笨的办法，焦虑上来的时候不去算还差多少，只写下今天能交出去的那一件。进度没因此变快，但我从“担心整件事”变成“先做完手上这一件”，就不慌了。</w:t>
+      </w:r>
+    </w:p>
+    <w:p>
+      <w:pPr>
+        <w:spacing w:line="360" w:lineRule="auto"/>
+        <w:ind w:firstLine="480"/>
+      </w:pPr>
+      <w:r>
+        <w:rPr>
+          <w:rFonts w:ascii="Times New Roman" w:hAnsi="Times New Roman" w:eastAsia="宋体"/>
+          <w:sz w:val="24"/>
+        </w:rPr>
+        <w:t>现在还有两处没解决。一个是暗光。传感器曝光已经顶到手册给的上限，模拟增益也到顶了，再往上只能靠数字增益和降帧率去补。光圈是镜头定死的，进光量就那么多，不是调参数能绕过去的。</w:t>
+      </w:r>
+    </w:p>
+    <w:p>
+      <w:pPr>
+        <w:spacing w:line="360" w:lineRule="auto"/>
+        <w:ind w:firstLine="480"/>
+      </w:pPr>
+      <w:r>
+        <w:rPr>
+          <w:rFonts w:ascii="Times New Roman" w:hAnsi="Times New Roman" w:eastAsia="宋体"/>
+          <w:sz w:val="24"/>
+        </w:rPr>
+        <w:t>另一个是目标检测现在只认颜色。场景干净的时候框能贴住目标，换个颜色或者光照一变就不稳了，形状和多目标还没找到靠谱的做法。</w:t>
+      </w:r>
+    </w:p>
+    <w:p>
+      <w:pPr>
+        <w:spacing w:line="360" w:lineRule="auto"/>
+        <w:ind w:firstLine="480"/>
+      </w:pPr>
+      <w:r>
+        <w:rPr>
+          <w:rFonts w:ascii="Times New Roman" w:hAnsi="Times New Roman" w:eastAsia="宋体"/>
+          <w:sz w:val="24"/>
+        </w:rPr>
+        <w:t>后面还有时间的话，我想先把检测从只看颜色改成颜色加形状一起判，再去磨暗光下的成像。</w:t>
+      </w:r>
     </w:p>
     <w:p>
       <w:pPr>

--- a/比赛报告_填空版_20261019.docx
+++ b/比赛报告_填空版_20261019.docx
@@ -3825,7 +3825,7 @@
           <w:rFonts w:ascii="Times New Roman" w:hAnsi="Times New Roman" w:eastAsia="宋体"/>
           <w:sz w:val="24"/>
         </w:rPr>
-        <w:t>一开始想的是曲线太平了，那把提亮幅度调大就行。重新生成表、重新综合、再烧，这次能看出一点区别，但已经过头了，画面发灰。后来又怀疑是伽马参数不对，换了几组试。折腾两轮下来其实一直在原地：每次都是靠肉眼看有没有效果，可肉眼不是尺子。更要命的是根本没有一块稳定的靶面，灯亮一点、相机挪一点，前后两次拍的条件就不一样了，改完也说不清是参数起作用还是光变了。那时候真没什么调试经验，不知道改东西之前得先想清楚怎么判断改对了。</w:t>
+        <w:t>一开始想的是曲线太平了，那把提亮幅度调大就行。重新生成表、重新综合、再烧，这次能看出一点区别，但已经过头了，画面发灰。后来又怀疑是曲线参数不对，把拐点和强度换过几组，P=118/k=1.25、P=128/k=1.45、P=160 两段都试了。折腾两轮下来其实一直在原地：每次都是靠肉眼看有没有效果，可肉眼不是尺子。更要命的是根本没有一块稳定的靶面，灯亮一点、相机挪一点，前后两次拍的条件就不一样了，改完也说不清是参数起作用还是光变了。那时候真没什么调试经验，不知道改东西之前得先想清楚怎么判断改对了。</w:t>
       </w:r>
     </w:p>
     <w:p>
@@ -3864,7 +3864,7 @@
           <w:rFonts w:ascii="Times New Roman" w:hAnsi="Times New Roman" w:eastAsia="宋体"/>
           <w:sz w:val="24"/>
         </w:rPr>
-        <w:t>还有一条是我自己慢慢摸出来的，跟焦虑有关。中间那几周一直看不到头，我每天都在想怎么往前推、怎么把这个东西真做出来，晚上躺下还在过第二天要干什么。有一次我催了进度，就在分完任务之后、两人交付物交过来之前。结果他们按时交了，质量比我预期还好。所以那次焦虑其实跟队友没关系，是我自己把“能不能做完”当成了一个靠催能解决的事。后来我换了个很笨的办法，焦虑上来的时候不去算还差多少，只写下今天能交出去的那一件。进度没因此变快，但我从“担心整件事”变成“先做完手上这一件”，就不慌了。</w:t>
+        <w:t>还有一条是我自己慢慢摸出来的，跟焦虑有关。中间那几周一直看不到头，我每天都在想怎么往前推、怎么把这个东西真做出来，晚上躺下还在过第二天要干什么。有一次我催了进度，就在分完任务之后、两人交付物交过来之前。结果他们按时交了，质量比我预期还好。所以那次焦虑其实跟队友没关系，是我自己把“能不能做完”当成了一个靠催能解决的事。后来说不上有什么办法，就是当天能推多少推多少，一天一天往下做。回过头看，那段焦虑没持续太久。项目一旦开始有能跑起来的东西，担心就自己少了。</w:t>
       </w:r>
     </w:p>
     <w:p>

--- a/比赛报告_填空版_20261019.docx
+++ b/比赛报告_填空版_20261019.docx
@@ -3764,7 +3764,7 @@
           <w:rFonts w:hint="eastAsia" w:ascii="Times New Roman" w:hAnsi="Times New Roman" w:eastAsia="宋体" w:cs="Times New Roman"/>
           <w:sz w:val="24"/>
         </w:rPr>
-        <w:t>（5）QSPI 固化。赛题要求最终设计上电即可运行，不用 PC 下载。板载的 N25Q128 就是 FPGA 的配置存储器，用 TangDynasty 的 Program Flash 把 .bit 写进去就行，不需要额外写加载 RTL。这一步我们还没做。</w:t>
+        <w:t>（5）QSPI 固化。赛题要求最终设计上电即可运行，不用 PC 下载。板载的 SPI NOR Flash 就是 FPGA 的配置存储器，用 TangDynasty 的 BitWriter 以 Program Flash 模式把 .bit 写进去即可，不需要额外写加载 RTL。我们已用交付版比特流完成烧写，日志确认扇区擦除、页编程、校验全部通过（耗时 5 分 32 秒），断电冷启动后连续运行 15 分钟功能正常。实测该 Flash 的厂商 ID 为 0xC8（兆易创新），与开发板手册所写的美光 N25Q128 不符，按 128 Mb 容量烧写正常工作。</w:t>
       </w:r>
     </w:p>
     <w:p>

--- a/比赛报告_填空版_20261019.docx
+++ b/比赛报告_填空版_20261019.docx
@@ -1055,7 +1055,7 @@
                 <w:rFonts w:ascii="Times New Roman" w:hAnsi="Times New Roman" w:eastAsia="宋体"/>
                 <w:sz w:val="18"/>
               </w:rPr>
-              <w:t>Setup WNS +104ps / TNS 0 / 0 违例；Hold WNS +20ps / TNS 0 / 0 违例</w:t>
+              <w:t>Setup WNS +104ps / TNS 0 / 0 违例；Hold WNS +21ps / TNS 0 / 0 违例</w:t>
             </w:r>
           </w:p>
         </w:tc>
@@ -3384,7 +3384,7 @@
                 <w:rFonts w:ascii="Times New Roman" w:hAnsi="Times New Roman" w:eastAsia="宋体"/>
                 <w:sz w:val="18"/>
               </w:rPr>
-              <w:t>Setup WNS +104ps / TNS 0 / 0 违例；Hold WNS +20ps / TNS 0 / 0 违例</w:t>
+              <w:t>Setup WNS +104ps / TNS 0 / 0 违例；Hold WNS +21ps / TNS 0 / 0 违例</w:t>
             </w:r>
           </w:p>
         </w:tc>
